--- a/module-4/Garcia-MySQL-Install.docx
+++ b/module-4/Garcia-MySQL-Install.docx
@@ -4,6 +4,27 @@
   <w:body>
     <w:p>
       <w:r>
+        <w:t>Perla Garcia Cavazos</w:t>
+      </w:r>
+    </w:p>
+    <w:p>
+      <w:r>
+        <w:t>6/23/2026</w:t>
+      </w:r>
+    </w:p>
+    <w:p>
+      <w:r>
+        <w:t>Module 4.2</w:t>
+      </w:r>
+    </w:p>
+    <w:p>
+      <w:r>
+        <w:t>MySQL Assignment</w:t>
+      </w:r>
+    </w:p>
+    <w:p/>
+    <w:p>
+      <w:r>
         <w:t>Executing step: Writing configuration file</w:t>
       </w:r>
     </w:p>
@@ -37,31 +58,7 @@
     </w:p>
     <w:p>
       <w:r>
-        <w:t xml:space="preserve">Attempting to add a Windows Firewall rule with command: netsh.exe </w:t>
-      </w:r>
-      <w:proofErr w:type="spellStart"/>
-      <w:r>
-        <w:t>advfirewall</w:t>
-      </w:r>
-      <w:proofErr w:type="spellEnd"/>
-      <w:r>
-        <w:t xml:space="preserve"> firewall add rule name="Port 3306" protocol=TCP </w:t>
-      </w:r>
-      <w:proofErr w:type="spellStart"/>
-      <w:r>
-        <w:t>localport</w:t>
-      </w:r>
-      <w:proofErr w:type="spellEnd"/>
-      <w:r>
-        <w:t xml:space="preserve">=3306 </w:t>
-      </w:r>
-      <w:proofErr w:type="spellStart"/>
-      <w:r>
-        <w:t>dir</w:t>
-      </w:r>
-      <w:proofErr w:type="spellEnd"/>
-      <w:r>
-        <w:t>=in action=allow</w:t>
+        <w:t>Attempting to add a Windows Firewall rule with command: netsh.exe advfirewall firewall add rule name="Port 3306" protocol=TCP localport=3306 dir=in action=allow</w:t>
       </w:r>
     </w:p>
     <w:p>
@@ -83,31 +80,7 @@
     </w:p>
     <w:p>
       <w:r>
-        <w:t xml:space="preserve">Attempting to add a Windows Firewall rule with command: netsh.exe </w:t>
-      </w:r>
-      <w:proofErr w:type="spellStart"/>
-      <w:r>
-        <w:t>advfirewall</w:t>
-      </w:r>
-      <w:proofErr w:type="spellEnd"/>
-      <w:r>
-        <w:t xml:space="preserve"> firewall add rule name="Port 33060" protocol=TCP </w:t>
-      </w:r>
-      <w:proofErr w:type="spellStart"/>
-      <w:r>
-        <w:t>localport</w:t>
-      </w:r>
-      <w:proofErr w:type="spellEnd"/>
-      <w:r>
-        <w:t xml:space="preserve">=33060 </w:t>
-      </w:r>
-      <w:proofErr w:type="spellStart"/>
-      <w:r>
-        <w:t>dir</w:t>
-      </w:r>
-      <w:proofErr w:type="spellEnd"/>
-      <w:r>
-        <w:t>=in action=allow</w:t>
+        <w:t>Attempting to add a Windows Firewall rule with command: netsh.exe advfirewall firewall add rule name="Port 33060" protocol=TCP localport=33060 dir=in action=allow</w:t>
       </w:r>
     </w:p>
     <w:p>
@@ -124,6 +97,7 @@
     </w:p>
     <w:p>
       <w:r>
+        <w:lastRenderedPageBreak/>
         <w:t>Completed execution of step: Updating Windows Firewall rules</w:t>
       </w:r>
     </w:p>
@@ -136,457 +110,302 @@
     <w:p/>
     <w:p>
       <w:r>
+        <w:t>Attempting to grant the required filesystem permissions to the 'NT AUTHORITY\NetworkService' account.</w:t>
+      </w:r>
+    </w:p>
+    <w:p>
+      <w:r>
+        <w:t>Granted permissions to the data directory.</w:t>
+      </w:r>
+    </w:p>
+    <w:p>
+      <w:r>
+        <w:t>Granted permissions to the install directory.</w:t>
+      </w:r>
+    </w:p>
+    <w:p>
+      <w:r>
+        <w:t>Adding new service</w:t>
+      </w:r>
+    </w:p>
+    <w:p>
+      <w:r>
+        <w:t>New service added</w:t>
+      </w:r>
+    </w:p>
+    <w:p>
+      <w:r>
+        <w:t>Completed execution of step: Adjusting Windows service</w:t>
+      </w:r>
+    </w:p>
+    <w:p/>
+    <w:p>
+      <w:r>
+        <w:t>Executing step: Initializing database (may take a long time)</w:t>
+      </w:r>
+    </w:p>
+    <w:p/>
+    <w:p>
+      <w:r>
+        <w:t>Attempting to run MySQL Server with --initialize-insecure option...</w:t>
+      </w:r>
+    </w:p>
+    <w:p>
+      <w:r>
+        <w:t>Starting process for MySQL Server 9.7.1...</w:t>
+      </w:r>
+    </w:p>
+    <w:p>
+      <w:r>
+        <w:t>Starting process with command: C:\Program Files\MySQL\MySQL Server 9.7\bin\mysqld.exe --defaults-file="C:\ProgramData\MySQL\MySQL Server 9.7\my.ini" --console --initialize-insecure=on --lower-case-table-names=1...</w:t>
+      </w:r>
+    </w:p>
+    <w:p>
+      <w:r>
+        <w:t>MySQL Server Initialization - start.</w:t>
+      </w:r>
+    </w:p>
+    <w:p>
+      <w:r>
+        <w:t>C:\Program Files\MySQL\MySQL Server 9.7\bin\mysqld.exe (mysqld 9.7.1) initializing of server in progress as process 1716</w:t>
+      </w:r>
+    </w:p>
+    <w:p>
+      <w:r>
+        <w:t>InnoDB initialization has started.</w:t>
+      </w:r>
+    </w:p>
+    <w:p>
+      <w:r>
+        <w:t>InnoDB initialization has ended.</w:t>
+      </w:r>
+    </w:p>
+    <w:p>
+      <w:r>
+        <w:t>root@localhost is created with an empty password ! Please consider switching off the --initialize-insecure option.</w:t>
+      </w:r>
+    </w:p>
+    <w:p>
+      <w:r>
+        <w:t>MySQL Server Initialization - end.</w:t>
+      </w:r>
+    </w:p>
+    <w:p>
+      <w:r>
         <w:lastRenderedPageBreak/>
-        <w:t>Attempting to grant the required filesystem permissions to the 'NT AUTHORITY\</w:t>
-      </w:r>
-      <w:proofErr w:type="spellStart"/>
-      <w:r>
-        <w:t>NetworkService</w:t>
-      </w:r>
-      <w:proofErr w:type="spellEnd"/>
-      <w:r>
-        <w:t>' account.</w:t>
-      </w:r>
-    </w:p>
-    <w:p>
-      <w:r>
-        <w:t>Granted permissions to the data directory.</w:t>
-      </w:r>
-    </w:p>
-    <w:p>
-      <w:r>
-        <w:t>Granted permissions to the install directory.</w:t>
-      </w:r>
-    </w:p>
-    <w:p>
-      <w:r>
-        <w:t>Adding new service</w:t>
-      </w:r>
-    </w:p>
-    <w:p>
-      <w:r>
-        <w:t>New service added</w:t>
-      </w:r>
-    </w:p>
-    <w:p>
-      <w:r>
-        <w:t>Completed execution of step: Adjusting Windows service</w:t>
+        <w:t>Process for mysqld, with ID 1716, was run successfully and exited with code 0.</w:t>
+      </w:r>
+    </w:p>
+    <w:p>
+      <w:r>
+        <w:t>Successfully started process for MySQL Server 9.7.1.</w:t>
+      </w:r>
+    </w:p>
+    <w:p>
+      <w:r>
+        <w:t>MySQL Server 9.7.1 intialized the database successfully.</w:t>
+      </w:r>
+    </w:p>
+    <w:p>
+      <w:r>
+        <w:t>Completed execution of step: Initializing database (may take a long time)</w:t>
       </w:r>
     </w:p>
     <w:p/>
     <w:p>
       <w:r>
-        <w:t>Executing step: Initializing database (may take a long time)</w:t>
+        <w:t>Executing step: Updating permissions for the data folder and related server files</w:t>
       </w:r>
     </w:p>
     <w:p/>
     <w:p>
       <w:r>
-        <w:t>Attempting to run MySQL Server with --initialize-insecure option...</w:t>
-      </w:r>
-    </w:p>
-    <w:p>
-      <w:r>
-        <w:t>Starting process for MySQL Server 9.7.1...</w:t>
-      </w:r>
-    </w:p>
-    <w:p>
-      <w:r>
-        <w:t>Starting process with command: C:\Program Files\MySQL\MySQL Server 9.7\bin\mysqld.exe --defaults-file="C:\ProgramData\MySQL\MySQL Server 9.7\my.ini" --console --initialize-insecure=on --lower-case-table-names=1...</w:t>
-      </w:r>
-    </w:p>
-    <w:p>
-      <w:r>
-        <w:t>MySQL Server Initialization - start.</w:t>
-      </w:r>
-    </w:p>
-    <w:p>
-      <w:r>
-        <w:t>C:\Program Files\MySQL\MySQL Server 9.7\bin\mysqld.exe (</w:t>
-      </w:r>
-      <w:proofErr w:type="spellStart"/>
-      <w:r>
-        <w:t>mysqld</w:t>
-      </w:r>
-      <w:proofErr w:type="spellEnd"/>
-      <w:r>
-        <w:t xml:space="preserve"> 9.7.1) initializing of server in progress as process 1716</w:t>
-      </w:r>
-    </w:p>
-    <w:p>
-      <w:proofErr w:type="spellStart"/>
-      <w:r>
-        <w:t>InnoDB</w:t>
-      </w:r>
-      <w:proofErr w:type="spellEnd"/>
-      <w:r>
-        <w:t xml:space="preserve"> initialization has started.</w:t>
-      </w:r>
-    </w:p>
-    <w:p>
-      <w:proofErr w:type="spellStart"/>
-      <w:r>
-        <w:t>InnoDB</w:t>
-      </w:r>
-      <w:proofErr w:type="spellEnd"/>
-      <w:r>
-        <w:t xml:space="preserve"> initialization has ended.</w:t>
-      </w:r>
-    </w:p>
-    <w:p>
-      <w:proofErr w:type="spellStart"/>
-      <w:r>
-        <w:t>root@localhost</w:t>
-      </w:r>
-      <w:proofErr w:type="spellEnd"/>
-      <w:r>
-        <w:t xml:space="preserve"> is created with an empty </w:t>
-      </w:r>
-      <w:proofErr w:type="gramStart"/>
-      <w:r>
-        <w:t>password !</w:t>
-      </w:r>
-      <w:proofErr w:type="gramEnd"/>
-      <w:r>
-        <w:t xml:space="preserve"> Please consider switching off the --initialize-insecure option.</w:t>
-      </w:r>
-    </w:p>
-    <w:p>
-      <w:r>
-        <w:t>MySQL Server Initialization - end.</w:t>
-      </w:r>
-    </w:p>
-    <w:p>
-      <w:r>
-        <w:t xml:space="preserve">Process for </w:t>
-      </w:r>
-      <w:proofErr w:type="spellStart"/>
-      <w:r>
-        <w:t>mysqld</w:t>
-      </w:r>
-      <w:proofErr w:type="spellEnd"/>
-      <w:r>
-        <w:t>, with ID 1716, was run successfully and exited with code 0.</w:t>
-      </w:r>
-    </w:p>
-    <w:p>
-      <w:r>
-        <w:t>Successfully started process for MySQL Server 9.7.1.</w:t>
-      </w:r>
-    </w:p>
-    <w:p>
-      <w:r>
-        <w:t xml:space="preserve">MySQL Server 9.7.1 </w:t>
-      </w:r>
-      <w:proofErr w:type="spellStart"/>
-      <w:r>
-        <w:t>intialized</w:t>
-      </w:r>
-      <w:proofErr w:type="spellEnd"/>
-      <w:r>
-        <w:t xml:space="preserve"> the database successfully.</w:t>
-      </w:r>
-    </w:p>
-    <w:p>
-      <w:r>
-        <w:t>Completed execution of step: Initializing database (may take a long time)</w:t>
+        <w:t>Attempting to update the permissions for the data folder and related server files...</w:t>
+      </w:r>
+    </w:p>
+    <w:p>
+      <w:r>
+        <w:t>Inherited permissions have been converted to explicit permissions.</w:t>
+      </w:r>
+    </w:p>
+    <w:p>
+      <w:r>
+        <w:t>Full control permissions granted to: Administrators.</w:t>
+      </w:r>
+    </w:p>
+    <w:p>
+      <w:r>
+        <w:t>Full control permissions granted to: CREATOR OWNER.</w:t>
+      </w:r>
+    </w:p>
+    <w:p>
+      <w:r>
+        <w:t>Full control permissions granted to: SYSTEM.</w:t>
+      </w:r>
+    </w:p>
+    <w:p>
+      <w:r>
+        <w:t>Full control permissions granted to: NETWORK SERVICE.</w:t>
+      </w:r>
+    </w:p>
+    <w:p>
+      <w:r>
+        <w:t>Access to the data directory is removed for the users group.</w:t>
+      </w:r>
+    </w:p>
+    <w:p>
+      <w:r>
+        <w:t>Permissions for the data folder and related server files are updated correctly.</w:t>
+      </w:r>
+    </w:p>
+    <w:p>
+      <w:r>
+        <w:t>Completed execution of step: Updating permissions for the data folder and related server files</w:t>
       </w:r>
     </w:p>
     <w:p/>
     <w:p>
       <w:r>
-        <w:t>Executing step: Updating permissions for the data folder and related server files</w:t>
+        <w:t>Executing step: Starting the server</w:t>
       </w:r>
     </w:p>
     <w:p/>
     <w:p>
       <w:r>
-        <w:t>Attempting to update the permissions for the data folder and related server files...</w:t>
-      </w:r>
-    </w:p>
-    <w:p>
-      <w:r>
-        <w:t>Inherited permissions have been converted to explicit permissions.</w:t>
-      </w:r>
-    </w:p>
-    <w:p>
-      <w:r>
-        <w:t>Full control permissions granted to: Administrators.</w:t>
-      </w:r>
-    </w:p>
-    <w:p>
-      <w:r>
-        <w:t>Full control permissions granted to: CREATOR OWNER.</w:t>
-      </w:r>
-    </w:p>
-    <w:p>
-      <w:r>
-        <w:t>Full control permissions granted to: SYSTEM.</w:t>
-      </w:r>
-    </w:p>
-    <w:p>
-      <w:r>
-        <w:t>Full control permissions granted to: NETWORK SERVICE.</w:t>
-      </w:r>
-    </w:p>
-    <w:p>
-      <w:r>
-        <w:t>Access to the data directory is removed for the users group.</w:t>
-      </w:r>
-    </w:p>
-    <w:p>
-      <w:r>
-        <w:t>Permissions for the data folder and related server files are updated correctly.</w:t>
-      </w:r>
-    </w:p>
-    <w:p>
-      <w:r>
-        <w:t>Completed execution of step: Updating permissions for the data folder and related server files</w:t>
+        <w:t>Attempting to start service MySQL97...</w:t>
+      </w:r>
+    </w:p>
+    <w:p>
+      <w:r>
+        <w:t>MySQL Server - start.</w:t>
+      </w:r>
+    </w:p>
+    <w:p>
+      <w:r>
+        <w:t>C:\Program Files\MySQL\MySQL Server 9.7\bin\mysqld.exe (mysqld 9.7.1) starting as process 4588</w:t>
+      </w:r>
+    </w:p>
+    <w:p>
+      <w:r>
+        <w:t>MySQL Server has access to 12 logical CPUs.</w:t>
+      </w:r>
+    </w:p>
+    <w:p>
+      <w:r>
+        <w:t>MySQL Server has access to 8268537856 bytes of physical memory.</w:t>
+      </w:r>
+    </w:p>
+    <w:p>
+      <w:r>
+        <w:t>InnoDB initialization has started.</w:t>
+      </w:r>
+    </w:p>
+    <w:p>
+      <w:r>
+        <w:lastRenderedPageBreak/>
+        <w:t>InnoDB initialization has ended.</w:t>
+      </w:r>
+    </w:p>
+    <w:p>
+      <w:r>
+        <w:t>CA certificate ca.pem is self signed.</w:t>
+      </w:r>
+    </w:p>
+    <w:p>
+      <w:r>
+        <w:t>Channel mysql_main configured to support TLS. Encrypted connections are now supported for this channel.</w:t>
+      </w:r>
+    </w:p>
+    <w:p>
+      <w:r>
+        <w:t>C:\Program Files\MySQL\MySQL Server 9.7\bin\mysqld.exe: ready for connections. Version: '9.7.1'  socket: ''  port: 3306  MySQL Community Server - GPL.</w:t>
+      </w:r>
+    </w:p>
+    <w:p>
+      <w:r>
+        <w:t>X Plugin ready for connections. Bind-address: '::' port: 33060</w:t>
+      </w:r>
+    </w:p>
+    <w:p>
+      <w:r>
+        <w:t>Successfully started service MySQL97.</w:t>
+      </w:r>
+    </w:p>
+    <w:p>
+      <w:r>
+        <w:t>Waiting until a connection to MySQL Server 9.7.1 can be established (with a maximum of 10 attempts)...</w:t>
+      </w:r>
+    </w:p>
+    <w:p>
+      <w:r>
+        <w:t>Retry 1: Attempting to connect to Mysql@localhost:3306 with user root with no password...</w:t>
+      </w:r>
+    </w:p>
+    <w:p>
+      <w:r>
+        <w:t>Successfully connected to MySQL Server 9.7.1.</w:t>
+      </w:r>
+    </w:p>
+    <w:p>
+      <w:r>
+        <w:t>Completed execution of step: Starting the server</w:t>
       </w:r>
     </w:p>
     <w:p/>
     <w:p>
       <w:r>
-        <w:t>Executing step: Starting the server</w:t>
+        <w:t>Executing step: Applying security settings</w:t>
       </w:r>
     </w:p>
     <w:p/>
     <w:p>
       <w:r>
-        <w:t>Attempting to start service MySQL97...</w:t>
-      </w:r>
-    </w:p>
-    <w:p>
-      <w:r>
-        <w:t>MySQL Server - start.</w:t>
-      </w:r>
-    </w:p>
-    <w:p>
-      <w:r>
-        <w:t>C:\Program Files\MySQL\MySQL Server 9.7\bin\mysqld.exe (</w:t>
-      </w:r>
-      <w:proofErr w:type="spellStart"/>
-      <w:r>
-        <w:t>mysqld</w:t>
-      </w:r>
-      <w:proofErr w:type="spellEnd"/>
-      <w:r>
-        <w:t xml:space="preserve"> 9.7.1) starting as process 4588</w:t>
-      </w:r>
-    </w:p>
-    <w:p>
-      <w:r>
-        <w:t>MySQL Server has access to 12 logical CPUs.</w:t>
-      </w:r>
-    </w:p>
-    <w:p>
-      <w:r>
-        <w:t>MySQL Server has access to 8268537856 bytes of physical memory.</w:t>
-      </w:r>
-    </w:p>
-    <w:p>
-      <w:proofErr w:type="spellStart"/>
-      <w:r>
-        <w:t>InnoDB</w:t>
-      </w:r>
-      <w:proofErr w:type="spellEnd"/>
-      <w:r>
-        <w:t xml:space="preserve"> initialization has started.</w:t>
-      </w:r>
-    </w:p>
-    <w:p>
-      <w:proofErr w:type="spellStart"/>
-      <w:r>
-        <w:t>InnoDB</w:t>
-      </w:r>
-      <w:proofErr w:type="spellEnd"/>
-      <w:r>
-        <w:t xml:space="preserve"> initialization has ended.</w:t>
-      </w:r>
-    </w:p>
-    <w:p>
-      <w:r>
-        <w:t xml:space="preserve">CA certificate </w:t>
-      </w:r>
-      <w:proofErr w:type="spellStart"/>
-      <w:r>
-        <w:t>ca.pem</w:t>
-      </w:r>
-      <w:proofErr w:type="spellEnd"/>
-      <w:r>
-        <w:t xml:space="preserve"> is </w:t>
-      </w:r>
-      <w:proofErr w:type="spellStart"/>
-      <w:r>
-        <w:t>self signed</w:t>
-      </w:r>
-      <w:proofErr w:type="spellEnd"/>
-      <w:r>
-        <w:t>.</w:t>
-      </w:r>
-    </w:p>
-    <w:p>
-      <w:r>
-        <w:t xml:space="preserve">Channel </w:t>
-      </w:r>
-      <w:proofErr w:type="spellStart"/>
-      <w:r>
-        <w:t>mysql_main</w:t>
-      </w:r>
-      <w:proofErr w:type="spellEnd"/>
-      <w:r>
-        <w:t xml:space="preserve"> configured to support TLS. Encrypted connections are now supported </w:t>
-      </w:r>
-      <w:proofErr w:type="gramStart"/>
-      <w:r>
-        <w:t>for</w:t>
-      </w:r>
-      <w:proofErr w:type="gramEnd"/>
-      <w:r>
-        <w:t xml:space="preserve"> this channel.</w:t>
-      </w:r>
-    </w:p>
-    <w:p>
-      <w:r>
-        <w:lastRenderedPageBreak/>
-        <w:t>C:\Program Files\MySQL\MySQL Server 9.7\bin\mysqld.exe: ready for connections. Version: '9.7.1</w:t>
-      </w:r>
-      <w:proofErr w:type="gramStart"/>
-      <w:r>
-        <w:t>'  socket</w:t>
-      </w:r>
-      <w:proofErr w:type="gramEnd"/>
-      <w:r>
-        <w:t>: '</w:t>
-      </w:r>
-      <w:proofErr w:type="gramStart"/>
-      <w:r>
-        <w:t>'  port</w:t>
-      </w:r>
-      <w:proofErr w:type="gramEnd"/>
-      <w:r>
-        <w:t xml:space="preserve">: </w:t>
-      </w:r>
-      <w:proofErr w:type="gramStart"/>
-      <w:r>
-        <w:t>3306  MySQL</w:t>
-      </w:r>
-      <w:proofErr w:type="gramEnd"/>
-      <w:r>
-        <w:t xml:space="preserve"> Community Server - GPL.</w:t>
-      </w:r>
-    </w:p>
-    <w:p>
-      <w:r>
-        <w:t xml:space="preserve">X Plugin </w:t>
-      </w:r>
-      <w:proofErr w:type="gramStart"/>
-      <w:r>
-        <w:t>ready</w:t>
-      </w:r>
-      <w:proofErr w:type="gramEnd"/>
-      <w:r>
-        <w:t xml:space="preserve"> for connections. </w:t>
-      </w:r>
-      <w:proofErr w:type="gramStart"/>
-      <w:r>
-        <w:t>Bind-address</w:t>
-      </w:r>
-      <w:proofErr w:type="gramEnd"/>
-      <w:r>
-        <w:t xml:space="preserve">: </w:t>
-      </w:r>
-      <w:proofErr w:type="gramStart"/>
-      <w:r>
-        <w:t>'::</w:t>
-      </w:r>
-      <w:proofErr w:type="gramEnd"/>
-      <w:r>
-        <w:t>' port: 33060</w:t>
-      </w:r>
-    </w:p>
-    <w:p>
-      <w:r>
-        <w:t>Successfully started service MySQL97.</w:t>
-      </w:r>
-    </w:p>
-    <w:p>
-      <w:r>
-        <w:t xml:space="preserve">Waiting until a connection to MySQL Server 9.7.1 can be established (with a maximum of 10 </w:t>
-      </w:r>
-      <w:proofErr w:type="gramStart"/>
-      <w:r>
-        <w:t>attempts)...</w:t>
-      </w:r>
-      <w:proofErr w:type="gramEnd"/>
-    </w:p>
-    <w:p>
-      <w:r>
-        <w:t>Retry 1: Attempting to connect to Mysql@localhost:3306 with user root with no password...</w:t>
-      </w:r>
-    </w:p>
-    <w:p>
-      <w:r>
-        <w:t>Successfully connected to MySQL Server 9.7.1.</w:t>
-      </w:r>
-    </w:p>
-    <w:p>
-      <w:r>
-        <w:t>Completed execution of step: Starting the server</w:t>
+        <w:t>Attempting to update security settings.</w:t>
+      </w:r>
+    </w:p>
+    <w:p>
+      <w:r>
+        <w:t>Updated security settings.</w:t>
+      </w:r>
+    </w:p>
+    <w:p>
+      <w:r>
+        <w:t>Completed execution of step: Applying security settings</w:t>
       </w:r>
     </w:p>
     <w:p/>
     <w:p>
       <w:r>
-        <w:t>Executing step: Applying security settings</w:t>
+        <w:t>Executing step: Updating the Start menu link</w:t>
       </w:r>
     </w:p>
     <w:p/>
     <w:p>
       <w:r>
-        <w:t>Attempting to update security settings.</w:t>
-      </w:r>
-    </w:p>
-    <w:p>
-      <w:r>
-        <w:t>Updated security settings.</w:t>
-      </w:r>
-    </w:p>
-    <w:p>
-      <w:r>
-        <w:t>Completed execution of step: Applying security settings</w:t>
+        <w:t>Attempting to verify command-line client shortcut.</w:t>
+      </w:r>
+    </w:p>
+    <w:p>
+      <w:r>
+        <w:t>Verified command-line client shortcut.</w:t>
+      </w:r>
+    </w:p>
+    <w:p>
+      <w:r>
+        <w:t>Verified command-line client shortcut.</w:t>
+      </w:r>
+    </w:p>
+    <w:p>
+      <w:r>
+        <w:t>Completed execution of step: Updating the Start menu link</w:t>
       </w:r>
     </w:p>
     <w:p/>
     <w:p>
       <w:r>
-        <w:t>Executing step: Updating the Start menu link</w:t>
-      </w:r>
-    </w:p>
-    <w:p/>
-    <w:p>
-      <w:r>
-        <w:t>Attempting to verify command-line client shortcut.</w:t>
-      </w:r>
-    </w:p>
-    <w:p>
-      <w:r>
-        <w:t>Verified command-line client shortcut.</w:t>
-      </w:r>
-    </w:p>
-    <w:p>
-      <w:r>
-        <w:t>Verified command-line client shortcut.</w:t>
-      </w:r>
-    </w:p>
-    <w:p>
-      <w:r>
-        <w:t>Completed execution of step: Updating the Start menu link</w:t>
-      </w:r>
-    </w:p>
-    <w:p/>
-    <w:p>
-      <w:r>
+        <w:rPr>
+          <w:noProof/>
+        </w:rPr>
         <w:lastRenderedPageBreak/>
         <w:drawing>
           <wp:inline distT="0" distB="0" distL="0" distR="0" wp14:anchorId="1567730A" wp14:editId="5F5B78BA">
@@ -627,6 +446,9 @@
     </w:p>
     <w:p>
       <w:r>
+        <w:rPr>
+          <w:noProof/>
+        </w:rPr>
         <w:drawing>
           <wp:inline distT="0" distB="0" distL="0" distR="0" wp14:anchorId="7F59C462" wp14:editId="0DCEF1FD">
             <wp:extent cx="5943600" cy="4265930"/>
@@ -737,18 +559,15 @@
         <w:t xml:space="preserve">: </w:t>
       </w:r>
       <w:r>
-        <w:t xml:space="preserve">SELECT </w:t>
-      </w:r>
-      <w:r>
-        <w:t>UPPER (</w:t>
-      </w:r>
-      <w:r>
-        <w:t>'hello world') AS upper_text;</w:t>
+        <w:t>SELECT UPPER ('hello world') AS upper_text;</w:t>
       </w:r>
     </w:p>
     <w:p/>
     <w:p>
       <w:r>
+        <w:rPr>
+          <w:noProof/>
+        </w:rPr>
         <w:drawing>
           <wp:inline distT="0" distB="0" distL="0" distR="0" wp14:anchorId="620BD059" wp14:editId="7A44C0D8">
             <wp:extent cx="4521432" cy="1390721"/>
@@ -904,23 +723,7 @@
           <w:kern w:val="0"/>
           <w14:ligatures w14:val="none"/>
         </w:rPr>
-        <w:t xml:space="preserve">SELECT </w:t>
-      </w:r>
-      <w:r>
-        <w:rPr>
-          <w:rFonts w:ascii="Times New Roman" w:eastAsia="Times New Roman" w:hAnsi="Times New Roman" w:cs="Times New Roman"/>
-          <w:kern w:val="0"/>
-          <w14:ligatures w14:val="none"/>
-        </w:rPr>
-        <w:t>LENGTH (</w:t>
-      </w:r>
-      <w:r>
-        <w:rPr>
-          <w:rFonts w:ascii="Times New Roman" w:eastAsia="Times New Roman" w:hAnsi="Times New Roman" w:cs="Times New Roman"/>
-          <w:kern w:val="0"/>
-          <w14:ligatures w14:val="none"/>
-        </w:rPr>
-        <w:t>'Perla Garcia') AS text_length;</w:t>
+        <w:t>SELECT LENGTH ('Perla Garcia') AS text_length;</w:t>
       </w:r>
     </w:p>
     <w:p>
@@ -947,6 +750,7 @@
       <w:r>
         <w:rPr>
           <w:rFonts w:ascii="Times New Roman" w:eastAsia="Times New Roman" w:hAnsi="Times New Roman" w:cs="Times New Roman"/>
+          <w:noProof/>
           <w:kern w:val="0"/>
           <w14:ligatures w14:val="none"/>
         </w:rPr>
@@ -1116,25 +920,7 @@
           <w:kern w:val="0"/>
           <w14:ligatures w14:val="none"/>
         </w:rPr>
-        <w:t xml:space="preserve">SELECT </w:t>
-      </w:r>
-      <w:proofErr w:type="gramStart"/>
-      <w:r>
-        <w:rPr>
-          <w:rFonts w:ascii="Times New Roman" w:eastAsia="Times New Roman" w:hAnsi="Times New Roman" w:cs="Times New Roman"/>
-          <w:kern w:val="0"/>
-          <w14:ligatures w14:val="none"/>
-        </w:rPr>
-        <w:t>NOW(</w:t>
-      </w:r>
-      <w:proofErr w:type="gramEnd"/>
-      <w:r>
-        <w:rPr>
-          <w:rFonts w:ascii="Times New Roman" w:eastAsia="Times New Roman" w:hAnsi="Times New Roman" w:cs="Times New Roman"/>
-          <w:kern w:val="0"/>
-          <w14:ligatures w14:val="none"/>
-        </w:rPr>
-        <w:t>) AS 'current_time';</w:t>
+        <w:t>SELECT NOW() AS 'current_time';</w:t>
       </w:r>
     </w:p>
     <w:p>
@@ -1150,6 +936,7 @@
       <w:r>
         <w:rPr>
           <w:rFonts w:ascii="Times New Roman" w:eastAsia="Times New Roman" w:hAnsi="Times New Roman" w:cs="Times New Roman"/>
+          <w:noProof/>
           <w:kern w:val="0"/>
           <w14:ligatures w14:val="none"/>
         </w:rPr>
@@ -1212,6 +999,49 @@
           <w14:ligatures w14:val="none"/>
         </w:rPr>
       </w:pPr>
+      <w:r>
+        <w:rPr>
+          <w:rFonts w:ascii="Times New Roman" w:eastAsia="Times New Roman" w:hAnsi="Times New Roman" w:cs="Times New Roman"/>
+          <w:noProof/>
+          <w:kern w:val="0"/>
+          <w14:ligatures w14:val="none"/>
+        </w:rPr>
+        <w:drawing>
+          <wp:inline distT="0" distB="0" distL="0" distR="0" wp14:anchorId="118F8D7E" wp14:editId="372B5506">
+            <wp:extent cx="5943600" cy="2672715"/>
+            <wp:effectExtent l="0" t="0" r="0" b="0"/>
+            <wp:docPr id="231523390" name="Picture 1"/>
+            <wp:cNvGraphicFramePr>
+              <a:graphicFrameLocks xmlns:a="http://schemas.openxmlformats.org/drawingml/2006/main" noChangeAspect="1"/>
+            </wp:cNvGraphicFramePr>
+            <a:graphic xmlns:a="http://schemas.openxmlformats.org/drawingml/2006/main">
+              <a:graphicData uri="http://schemas.openxmlformats.org/drawingml/2006/picture">
+                <pic:pic xmlns:pic="http://schemas.openxmlformats.org/drawingml/2006/picture">
+                  <pic:nvPicPr>
+                    <pic:cNvPr id="231523390" name=""/>
+                    <pic:cNvPicPr/>
+                  </pic:nvPicPr>
+                  <pic:blipFill>
+                    <a:blip r:embed="rId10"/>
+                    <a:stretch>
+                      <a:fillRect/>
+                    </a:stretch>
+                  </pic:blipFill>
+                  <pic:spPr>
+                    <a:xfrm>
+                      <a:off x="0" y="0"/>
+                      <a:ext cx="5943600" cy="2672715"/>
+                    </a:xfrm>
+                    <a:prstGeom prst="rect">
+                      <a:avLst/>
+                    </a:prstGeom>
+                  </pic:spPr>
+                </pic:pic>
+              </a:graphicData>
+            </a:graphic>
+          </wp:inline>
+        </w:drawing>
+      </w:r>
     </w:p>
     <w:p>
       <w:pPr>
@@ -1949,6 +1779,7 @@
   <w:style w:type="character" w:default="1" w:styleId="DefaultParagraphFont">
     <w:name w:val="Default Paragraph Font"/>
     <w:uiPriority w:val="1"/>
+    <w:semiHidden/>
     <w:unhideWhenUsed/>
   </w:style>
   <w:style w:type="table" w:default="1" w:styleId="TableNormal">
